--- a/09. Advanced Certificate in Enterprise Information Security Leadership/Advanced Certificate in Enterprise Information Security Leadership.docx
+++ b/09. Advanced Certificate in Enterprise Information Security Leadership/Advanced Certificate in Enterprise Information Security Leadership.docx
@@ -255,7 +255,7 @@
               <w:rPr>
                 <w:rFonts w:eastAsia="Arial"/>
               </w:rPr>
-              <w:t>Each of the 8 modules consists of 10 sessions (9 teaching + 1 assessment), conducted live online for 3 days a week, 7:00 PM - 10:00 PM (3 hours per session). The full course comprises 80 live online sessions and 240 total course hours.</w:t>
+              <w:t>Each of the 5 modules consists of 10 sessions (9 teaching + 1 assessment), conducted live online for 3 sessions per week, 7:00 PM - 10:00 PM (3 hours per session). The full course comprises 50 live online sessions and 150 total course hours.</w:t>
             </w:r>
             <w:r>
               <w:rPr>
@@ -268,7 +268,7 @@
                 <w:rFonts w:eastAsia="Arial"/>
               </w:rPr>
               <w:br/>
-              <w:t>Upon successful completion, learners will demonstrate the ability to interpret ethical, legal, regulatory and organisational obligations; classify, manage and protect information assets; evaluate secure architecture, cryptographic controls and resilient engineering practices; recommend secure network and communication designs; design identity, authentication, authorisation and access lifecycle controls; plan security validation and remediation activities; coordinate operational security, incident response, continuity and recovery; and embed secure development, software supply chain and application security practices into delivery workflows.</w:t>
+              <w:t>Upon successful completion, learners will demonstrate the ability to govern information security and risk while protecting information assets; design secure architecture, cryptographic controls and protected network communications; manage digital identity, access control and security assurance activities; coordinate cyber defence operations, incident response, continuity and recovery; and embed secure development, software supply chain and application security practices into delivery workflows.</w:t>
             </w:r>
             <w:r>
               <w:rPr>
@@ -373,14 +373,7 @@
                   <w:tcW w:w="500" w:type="dxa"/>
                 </w:tcPr>
                 <w:p>
-                  <w:pPr>
-                    <w:spacing w:after="0" w:line="240" w:lineRule="auto"/>
-                  </w:pPr>
                   <w:r>
-                    <w:rPr>
-                      <w:rFonts w:eastAsia="Arial"/>
-                      <w:sz w:val="16"/>
-                    </w:rPr>
                     <w:t>1</w:t>
                   </w:r>
                 </w:p>
@@ -390,16 +383,8 @@
                   <w:tcW w:w="2500" w:type="dxa"/>
                 </w:tcPr>
                 <w:p>
-                  <w:pPr>
-                    <w:spacing w:after="0" w:line="240" w:lineRule="auto"/>
-                  </w:pPr>
                   <w:r>
-                    <w:rPr>
-                      <w:rFonts w:eastAsia="Arial"/>
-                      <w:b/>
-                      <w:sz w:val="16"/>
-                    </w:rPr>
-                    <w:t>Module 1: Enterprise Security Governance and Risk Stewardship</w:t>
+                    <w:t>Module 1: Enterprise Security Governance, Risk and Information Asset Protection</w:t>
                   </w:r>
                 </w:p>
               </w:tc>
@@ -408,15 +393,8 @@
                   <w:tcW w:w="5200" w:type="dxa"/>
                 </w:tcPr>
                 <w:p>
-                  <w:pPr>
-                    <w:spacing w:after="0" w:line="240" w:lineRule="auto"/>
-                  </w:pPr>
                   <w:r>
-                    <w:rPr>
-                      <w:rFonts w:eastAsia="Arial"/>
-                      <w:sz w:val="16"/>
-                    </w:rPr>
-                    <w:t>Learners will be able to apply professional ethics, governance structures, policy frameworks and accountability models; analyse legal, privacy, compliance, investigation and third-party risk considerations; and use continuity, personnel security, threat modelling and awareness planning to support risk-informed decisions.</w:t>
+                    <w:t>Learners will be able to apply professional ethics, governance structures, policy frameworks and accountability models; analyse legal, privacy, compliance, investigation and third-party risk considerations; identify information assets, owners, custodians and usage requirements; and apply classification, handling, retention, disposal and lifecycle protection practices.</w:t>
                   </w:r>
                 </w:p>
               </w:tc>
@@ -427,14 +405,7 @@
                   <w:tcW w:w="500" w:type="dxa"/>
                 </w:tcPr>
                 <w:p>
-                  <w:pPr>
-                    <w:spacing w:after="0" w:line="240" w:lineRule="auto"/>
-                  </w:pPr>
                   <w:r>
-                    <w:rPr>
-                      <w:rFonts w:eastAsia="Arial"/>
-                      <w:sz w:val="16"/>
-                    </w:rPr>
                     <w:t>2</w:t>
                   </w:r>
                 </w:p>
@@ -444,16 +415,8 @@
                   <w:tcW w:w="2500" w:type="dxa"/>
                 </w:tcPr>
                 <w:p>
-                  <w:pPr>
-                    <w:spacing w:after="0" w:line="240" w:lineRule="auto"/>
-                  </w:pPr>
                   <w:r>
-                    <w:rPr>
-                      <w:rFonts w:eastAsia="Arial"/>
-                      <w:b/>
-                      <w:sz w:val="16"/>
-                    </w:rPr>
-                    <w:t>Module 2: Information Asset Classification and Protection</w:t>
+                    <w:t>Module 2: Secure Architecture, Engineering, Cryptography and Communications</w:t>
                   </w:r>
                 </w:p>
               </w:tc>
@@ -462,15 +425,8 @@
                   <w:tcW w:w="5200" w:type="dxa"/>
                 </w:tcPr>
                 <w:p>
-                  <w:pPr>
-                    <w:spacing w:after="0" w:line="240" w:lineRule="auto"/>
-                  </w:pPr>
                   <w:r>
-                    <w:rPr>
-                      <w:rFonts w:eastAsia="Arial"/>
-                      <w:sz w:val="16"/>
-                    </w:rPr>
-                    <w:t>Learners will be able to identify information and system assets, owners, custodians and usage requirements; apply classification, handling, retention, disposal and lifecycle protection practices; and select data protection controls for information in use, in transit and at rest.</w:t>
+                    <w:t>Learners will be able to apply secure design principles such as least privilege, defence in depth, secure defaults and zero-trust thinking; evaluate system, cloud, container, embedded, IoT and virtualisation risks; select suitable cryptographic and lifecycle controls; and recommend secure network, protocol, segmentation, wireless/mobile, cloud networking and remote-access designs.</w:t>
                   </w:r>
                 </w:p>
               </w:tc>
@@ -481,14 +437,7 @@
                   <w:tcW w:w="500" w:type="dxa"/>
                 </w:tcPr>
                 <w:p>
-                  <w:pPr>
-                    <w:spacing w:after="0" w:line="240" w:lineRule="auto"/>
-                  </w:pPr>
                   <w:r>
-                    <w:rPr>
-                      <w:rFonts w:eastAsia="Arial"/>
-                      <w:sz w:val="16"/>
-                    </w:rPr>
                     <w:t>3</w:t>
                   </w:r>
                 </w:p>
@@ -498,16 +447,8 @@
                   <w:tcW w:w="2500" w:type="dxa"/>
                 </w:tcPr>
                 <w:p>
-                  <w:pPr>
-                    <w:spacing w:after="0" w:line="240" w:lineRule="auto"/>
-                  </w:pPr>
                   <w:r>
-                    <w:rPr>
-                      <w:rFonts w:eastAsia="Arial"/>
-                      <w:b/>
-                      <w:sz w:val="16"/>
-                    </w:rPr>
-                    <w:t>Module 3: Secure Architecture, Engineering and Cryptography</w:t>
+                    <w:t>Module 3: Digital Identity, Access Control and Security Assurance</w:t>
                   </w:r>
                 </w:p>
               </w:tc>
@@ -516,15 +457,8 @@
                   <w:tcW w:w="5200" w:type="dxa"/>
                 </w:tcPr>
                 <w:p>
-                  <w:pPr>
-                    <w:spacing w:after="0" w:line="240" w:lineRule="auto"/>
-                  </w:pPr>
                   <w:r>
-                    <w:rPr>
-                      <w:rFonts w:eastAsia="Arial"/>
-                      <w:sz w:val="16"/>
-                    </w:rPr>
-                    <w:t>Learners will be able to apply secure design principles such as least privilege, defence in depth, secure defaults and zero-trust thinking; evaluate system, cloud, container, embedded, IoT and virtualisation risks; and select suitable cryptographic and lifecycle controls.</w:t>
+                    <w:t>Learners will be able to design identification, authentication, federation, credential, single sign-on and access lifecycle controls across information, systems, devices, facilities, applications and services; plan internal, external and third-party assessment, testing and audit strategies; and analyse validation evidence to report remediation priorities.</w:t>
                   </w:r>
                 </w:p>
               </w:tc>
@@ -535,14 +469,7 @@
                   <w:tcW w:w="500" w:type="dxa"/>
                 </w:tcPr>
                 <w:p>
-                  <w:pPr>
-                    <w:spacing w:after="0" w:line="240" w:lineRule="auto"/>
-                  </w:pPr>
                   <w:r>
-                    <w:rPr>
-                      <w:rFonts w:eastAsia="Arial"/>
-                      <w:sz w:val="16"/>
-                    </w:rPr>
                     <w:t>4</w:t>
                   </w:r>
                 </w:p>
@@ -552,16 +479,8 @@
                   <w:tcW w:w="2500" w:type="dxa"/>
                 </w:tcPr>
                 <w:p>
-                  <w:pPr>
-                    <w:spacing w:after="0" w:line="240" w:lineRule="auto"/>
-                  </w:pPr>
                   <w:r>
-                    <w:rPr>
-                      <w:rFonts w:eastAsia="Arial"/>
-                      <w:b/>
-                      <w:sz w:val="16"/>
-                    </w:rPr>
-                    <w:t>Module 4: Protected Networks and Communications</w:t>
+                    <w:t>Module 4: Cyber Defence Operations, Incident Response and Resilience</w:t>
                   </w:r>
                 </w:p>
               </w:tc>
@@ -570,176 +489,7 @@
                   <w:tcW w:w="5200" w:type="dxa"/>
                 </w:tcPr>
                 <w:p>
-                  <w:pPr>
-                    <w:spacing w:after="0" w:line="240" w:lineRule="auto"/>
-                  </w:pPr>
                   <w:r>
-                    <w:rPr>
-                      <w:rFonts w:eastAsia="Arial"/>
-                      <w:sz w:val="16"/>
-                    </w:rPr>
-                    <w:t>Learners will be able to interpret network models, secure protocols, segmentation, wireless/mobile, SDN and cloud networking concepts; assess infrastructure components, transmission media, endpoint safeguards and network access controls; and recommend secure channels for remote, collaborative and third-party connectivity.</w:t>
-                  </w:r>
-                </w:p>
-              </w:tc>
-            </w:tr>
-            <w:tr>
-              <w:tc>
-                <w:tcPr>
-                  <w:tcW w:w="500" w:type="dxa"/>
-                </w:tcPr>
-                <w:p>
-                  <w:pPr>
-                    <w:spacing w:after="0" w:line="240" w:lineRule="auto"/>
-                  </w:pPr>
-                  <w:r>
-                    <w:rPr>
-                      <w:rFonts w:eastAsia="Arial"/>
-                      <w:sz w:val="16"/>
-                    </w:rPr>
-                    <w:t>5</w:t>
-                  </w:r>
-                </w:p>
-              </w:tc>
-              <w:tc>
-                <w:tcPr>
-                  <w:tcW w:w="2500" w:type="dxa"/>
-                </w:tcPr>
-                <w:p>
-                  <w:pPr>
-                    <w:spacing w:after="0" w:line="240" w:lineRule="auto"/>
-                  </w:pPr>
-                  <w:r>
-                    <w:rPr>
-                      <w:rFonts w:eastAsia="Arial"/>
-                      <w:b/>
-                      <w:sz w:val="16"/>
-                    </w:rPr>
-                    <w:t>Module 5: Digital Identity and Access Control</w:t>
-                  </w:r>
-                </w:p>
-              </w:tc>
-              <w:tc>
-                <w:tcPr>
-                  <w:tcW w:w="5200" w:type="dxa"/>
-                </w:tcPr>
-                <w:p>
-                  <w:pPr>
-                    <w:spacing w:after="0" w:line="240" w:lineRule="auto"/>
-                  </w:pPr>
-                  <w:r>
-                    <w:rPr>
-                      <w:rFonts w:eastAsia="Arial"/>
-                      <w:sz w:val="16"/>
-                    </w:rPr>
-                    <w:t>Learners will be able to control access to information, systems, devices, facilities, applications and services; design identification, authentication, federation, credential and single sign-on approaches; and apply suitable access models across the account lifecycle.</w:t>
-                  </w:r>
-                </w:p>
-              </w:tc>
-            </w:tr>
-            <w:tr>
-              <w:tc>
-                <w:tcPr>
-                  <w:tcW w:w="500" w:type="dxa"/>
-                </w:tcPr>
-                <w:p>
-                  <w:pPr>
-                    <w:spacing w:after="0" w:line="240" w:lineRule="auto"/>
-                  </w:pPr>
-                  <w:r>
-                    <w:rPr>
-                      <w:rFonts w:eastAsia="Arial"/>
-                      <w:sz w:val="16"/>
-                    </w:rPr>
-                    <w:t>6</w:t>
-                  </w:r>
-                </w:p>
-              </w:tc>
-              <w:tc>
-                <w:tcPr>
-                  <w:tcW w:w="2500" w:type="dxa"/>
-                </w:tcPr>
-                <w:p>
-                  <w:pPr>
-                    <w:spacing w:after="0" w:line="240" w:lineRule="auto"/>
-                  </w:pPr>
-                  <w:r>
-                    <w:rPr>
-                      <w:rFonts w:eastAsia="Arial"/>
-                      <w:b/>
-                      <w:sz w:val="16"/>
-                    </w:rPr>
-                    <w:t>Module 6: Security Validation, Audit and Assurance</w:t>
-                  </w:r>
-                </w:p>
-              </w:tc>
-              <w:tc>
-                <w:tcPr>
-                  <w:tcW w:w="5200" w:type="dxa"/>
-                </w:tcPr>
-                <w:p>
-                  <w:pPr>
-                    <w:spacing w:after="0" w:line="240" w:lineRule="auto"/>
-                  </w:pPr>
-                  <w:r>
-                    <w:rPr>
-                      <w:rFonts w:eastAsia="Arial"/>
-                      <w:sz w:val="16"/>
-                    </w:rPr>
-                    <w:t>Learners will be able to plan internal, external and third-party assessment, testing and audit strategies; conduct vulnerability assessment, penetration testing, log review, code review and compliance validation activities; and analyse evidence to report remediation priorities.</w:t>
-                  </w:r>
-                </w:p>
-              </w:tc>
-            </w:tr>
-            <w:tr>
-              <w:tc>
-                <w:tcPr>
-                  <w:tcW w:w="500" w:type="dxa"/>
-                </w:tcPr>
-                <w:p>
-                  <w:pPr>
-                    <w:spacing w:after="0" w:line="240" w:lineRule="auto"/>
-                  </w:pPr>
-                  <w:r>
-                    <w:rPr>
-                      <w:rFonts w:eastAsia="Arial"/>
-                      <w:sz w:val="16"/>
-                    </w:rPr>
-                    <w:t>7</w:t>
-                  </w:r>
-                </w:p>
-              </w:tc>
-              <w:tc>
-                <w:tcPr>
-                  <w:tcW w:w="2500" w:type="dxa"/>
-                </w:tcPr>
-                <w:p>
-                  <w:pPr>
-                    <w:spacing w:after="0" w:line="240" w:lineRule="auto"/>
-                  </w:pPr>
-                  <w:r>
-                    <w:rPr>
-                      <w:rFonts w:eastAsia="Arial"/>
-                      <w:b/>
-                      <w:sz w:val="16"/>
-                    </w:rPr>
-                    <w:t>Module 7: Cyber Defence Operations and Resilience</w:t>
-                  </w:r>
-                </w:p>
-              </w:tc>
-              <w:tc>
-                <w:tcPr>
-                  <w:tcW w:w="5200" w:type="dxa"/>
-                </w:tcPr>
-                <w:p>
-                  <w:pPr>
-                    <w:spacing w:after="0" w:line="240" w:lineRule="auto"/>
-                  </w:pPr>
-                  <w:r>
-                    <w:rPr>
-                      <w:rFonts w:eastAsia="Arial"/>
-                      <w:sz w:val="16"/>
-                    </w:rPr>
                     <w:t>Learners will be able to support investigations, evidence handling, monitoring, threat intelligence and SIEM/IDPS operations; apply configuration, patch, vulnerability, incident, change and resource protection practices; and coordinate recovery, continuity and safety activities.</w:t>
                   </w:r>
                 </w:p>
@@ -751,15 +501,8 @@
                   <w:tcW w:w="500" w:type="dxa"/>
                 </w:tcPr>
                 <w:p>
-                  <w:pPr>
-                    <w:spacing w:after="0" w:line="240" w:lineRule="auto"/>
-                  </w:pPr>
                   <w:r>
-                    <w:rPr>
-                      <w:rFonts w:eastAsia="Arial"/>
-                      <w:sz w:val="16"/>
-                    </w:rPr>
-                    <w:t>8</w:t>
+                    <w:t>5</w:t>
                   </w:r>
                 </w:p>
               </w:tc>
@@ -768,16 +511,8 @@
                   <w:tcW w:w="2500" w:type="dxa"/>
                 </w:tcPr>
                 <w:p>
-                  <w:pPr>
-                    <w:spacing w:after="0" w:line="240" w:lineRule="auto"/>
-                  </w:pPr>
                   <w:r>
-                    <w:rPr>
-                      <w:rFonts w:eastAsia="Arial"/>
-                      <w:b/>
-                      <w:sz w:val="16"/>
-                    </w:rPr>
-                    <w:t>Module 8: Secure Software Lifecycle and Application Protection</w:t>
+                    <w:t>Module 5: Secure Software Lifecycle, DevSecOps and Application Protection</w:t>
                   </w:r>
                 </w:p>
               </w:tc>
@@ -786,14 +521,7 @@
                   <w:tcW w:w="5200" w:type="dxa"/>
                 </w:tcPr>
                 <w:p>
-                  <w:pPr>
-                    <w:spacing w:after="0" w:line="240" w:lineRule="auto"/>
-                  </w:pPr>
                   <w:r>
-                    <w:rPr>
-                      <w:rFonts w:eastAsia="Arial"/>
-                      <w:sz w:val="16"/>
-                    </w:rPr>
                     <w:t>Learners will be able to integrate security into development methodologies, DevOps/DevSecOps and operational maintenance; assess development ecosystems, CI/CD pipelines, repositories and application testing; and evaluate acquired software, open-source components and secure coding standards.</w:t>
                   </w:r>
                 </w:p>
@@ -1113,7 +841,7 @@
               <w:rPr>
                 <w:rFonts w:eastAsia="Arial"/>
               </w:rPr>
-              <w:t>Duration: approx. 6.2 months / 26.7 weeks (part-time)</w:t>
+              <w:t>Duration: approx. 3.9 months / 16.7 weeks (part-time)</w:t>
             </w:r>
             <w:r>
               <w:rPr>
@@ -1125,7 +853,7 @@
               <w:rPr>
                 <w:rFonts w:eastAsia="Arial"/>
               </w:rPr>
-              <w:t>Class Frequency: 3 days per week (Mon, Wed, Fri), 7:00 PM - 10:00 PM (3 hours per session)</w:t>
+              <w:t>Class Frequency: 3 sessions per week (Mon, Wed, Fri), 7:00 PM - 10:00 PM (3 hours per session)</w:t>
             </w:r>
             <w:r>
               <w:rPr>
@@ -1137,7 +865,7 @@
               <w:rPr>
                 <w:rFonts w:eastAsia="Arial"/>
               </w:rPr>
-              <w:t>Total Course Hours: 240 hours (part-time)</w:t>
+              <w:t>Total Course Hours: 150 hours (part-time)</w:t>
             </w:r>
           </w:p>
         </w:tc>
@@ -1515,15 +1243,8 @@
                   <w:tcW w:w="1600" w:type="dxa"/>
                 </w:tcPr>
                 <w:p>
-                  <w:pPr>
-                    <w:spacing w:after="0" w:line="240" w:lineRule="auto"/>
-                  </w:pPr>
                   <w:r>
-                    <w:rPr>
-                      <w:rFonts w:eastAsia="Arial"/>
-                      <w:sz w:val="16"/>
-                    </w:rPr>
-                    <w:t>216</w:t>
+                    <w:t>135</w:t>
                   </w:r>
                 </w:p>
               </w:tc>
@@ -1532,15 +1253,8 @@
                   <w:tcW w:w="3600" w:type="dxa"/>
                 </w:tcPr>
                 <w:p>
-                  <w:pPr>
-                    <w:spacing w:after="0" w:line="240" w:lineRule="auto"/>
-                  </w:pPr>
                   <w:r>
-                    <w:rPr>
-                      <w:rFonts w:eastAsia="Arial"/>
-                      <w:sz w:val="16"/>
-                    </w:rPr>
-                    <w:t>Live online teaching and applied exercises (8 modules x 9 teaching sessions x 3 hrs)</w:t>
+                    <w:t>Live online teaching and applied exercises (5 modules x 9 teaching sessions x 3 hrs)</w:t>
                   </w:r>
                 </w:p>
               </w:tc>
@@ -1655,15 +1369,8 @@
                   <w:tcW w:w="1600" w:type="dxa"/>
                 </w:tcPr>
                 <w:p>
-                  <w:pPr>
-                    <w:spacing w:after="0" w:line="240" w:lineRule="auto"/>
-                  </w:pPr>
                   <w:r>
-                    <w:rPr>
-                      <w:rFonts w:eastAsia="Arial"/>
-                      <w:sz w:val="16"/>
-                    </w:rPr>
-                    <w:t>24</w:t>
+                    <w:t>15</w:t>
                   </w:r>
                 </w:p>
               </w:tc>
@@ -1672,15 +1379,8 @@
                   <w:tcW w:w="3600" w:type="dxa"/>
                 </w:tcPr>
                 <w:p>
-                  <w:pPr>
-                    <w:spacing w:after="0" w:line="240" w:lineRule="auto"/>
-                  </w:pPr>
                   <w:r>
-                    <w:rPr>
-                      <w:rFonts w:eastAsia="Arial"/>
-                      <w:sz w:val="16"/>
-                    </w:rPr>
-                    <w:t>Live online module assessments (8 modules x 1 assessment session x 3 hrs)</w:t>
+                    <w:t>Live online module assessments (5 modules x 1 assessment session x 3 hrs)</w:t>
                   </w:r>
                 </w:p>
               </w:tc>
@@ -1742,15 +1442,8 @@
                   <w:tcW w:w="3600" w:type="dxa"/>
                 </w:tcPr>
                 <w:p>
-                  <w:pPr>
-                    <w:spacing w:after="0" w:line="240" w:lineRule="auto"/>
-                  </w:pPr>
                   <w:r>
-                    <w:rPr>
-                      <w:rFonts w:eastAsia="Arial"/>
-                      <w:sz w:val="16"/>
-                    </w:rPr>
-                    <w:t>240</w:t>
+                    <w:t>150</w:t>
                   </w:r>
                 </w:p>
               </w:tc>
@@ -1780,49 +1473,15 @@
           </w:tcPr>
           <w:p>
             <w:r>
-              <w:rPr>
-                <w:rFonts w:eastAsia="Arial"/>
-              </w:rPr>
-              <w:t>Age: 21 years old</w:t>
-            </w:r>
-            <w:r>
-              <w:rPr>
-                <w:rFonts w:eastAsia="Arial"/>
-              </w:rPr>
+              <w:t>Age:</w:t>
               <w:br/>
-            </w:r>
-            <w:r>
-              <w:rPr>
-                <w:rFonts w:eastAsia="Arial"/>
-              </w:rPr>
+              <w:t>At least 21 years old</w:t>
               <w:br/>
-              <w:t>Language Proficiency: At least C6 for GCE “O” Level English</w:t>
-            </w:r>
-            <w:r>
-              <w:rPr>
-                <w:rFonts w:eastAsia="Arial"/>
-              </w:rPr>
+              <w:t>Academic:</w:t>
               <w:br/>
-            </w:r>
-            <w:r>
-              <w:rPr>
-                <w:rFonts w:eastAsia="Arial"/>
-              </w:rPr>
+              <w:t>At least C6 at GCE O-Level in any 3 subjects, or equivalent; or</w:t>
               <w:br/>
-              <w:t>Academic: At least C6 for GCE “O” Level in any 3 subjects</w:t>
-            </w:r>
-            <w:r>
-              <w:rPr>
-                <w:rFonts w:eastAsia="Arial"/>
-              </w:rPr>
-              <w:br/>
-            </w:r>
-            <w:r>
-              <w:rPr>
-                <w:rFonts w:eastAsia="Arial"/>
-              </w:rPr>
-              <w:br/>
-              <w:t>Recommended (not mandatory): basic IT/networking knowledge (e.g., CompTIA Network+ or Security+ or equivalent) and basic command-line/scripting familiarity.</w:t>
+              <w:t>Mature candidate who is at least 25 years old with at least 4 years of working experience</w:t>
             </w:r>
           </w:p>
         </w:tc>
@@ -2055,127 +1714,16 @@
                   <w:tcW w:w="4600" w:type="dxa"/>
                 </w:tcPr>
                 <w:p>
-                  <w:pPr>
-                    <w:spacing w:after="0" w:line="240" w:lineRule="auto"/>
-                    <w:rPr>
-                      <w:rFonts w:eastAsia="Arial"/>
-                      <w:sz w:val="16"/>
-                    </w:rPr>
-                  </w:pPr>
                   <w:r>
-                    <w:rPr>
-                      <w:rFonts w:eastAsia="Arial"/>
-                      <w:sz w:val="16"/>
-                    </w:rPr>
-                    <w:t>1. Enterprise Security Governance and Risk Stewardship</w:t>
-                  </w:r>
-                </w:p>
-                <w:p>
-                  <w:pPr>
-                    <w:spacing w:after="0" w:line="240" w:lineRule="auto"/>
-                    <w:rPr>
-                      <w:rFonts w:eastAsia="Arial"/>
-                      <w:sz w:val="16"/>
-                    </w:rPr>
-                  </w:pPr>
-                  <w:r>
-                    <w:rPr>
-                      <w:rFonts w:eastAsia="Arial"/>
-                      <w:sz w:val="16"/>
-                    </w:rPr>
-                    <w:t>2. Information Asset Classification and Protection</w:t>
-                  </w:r>
-                </w:p>
-                <w:p>
-                  <w:pPr>
-                    <w:spacing w:after="0" w:line="240" w:lineRule="auto"/>
-                    <w:rPr>
-                      <w:rFonts w:eastAsia="Arial"/>
-                      <w:sz w:val="16"/>
-                    </w:rPr>
-                  </w:pPr>
-                  <w:r>
-                    <w:rPr>
-                      <w:rFonts w:eastAsia="Arial"/>
-                      <w:sz w:val="16"/>
-                    </w:rPr>
-                    <w:t>3. Secure Architecture, Engineering and Cryptography</w:t>
-                  </w:r>
-                </w:p>
-                <w:p>
-                  <w:pPr>
-                    <w:spacing w:after="0" w:line="240" w:lineRule="auto"/>
-                    <w:rPr>
-                      <w:rFonts w:eastAsia="Arial"/>
-                      <w:sz w:val="16"/>
-                    </w:rPr>
-                  </w:pPr>
-                  <w:r>
-                    <w:rPr>
-                      <w:rFonts w:eastAsia="Arial"/>
-                      <w:sz w:val="16"/>
-                    </w:rPr>
-                    <w:t>4. Protected Networks and Communications</w:t>
-                  </w:r>
-                </w:p>
-                <w:p>
-                  <w:pPr>
-                    <w:spacing w:after="0" w:line="240" w:lineRule="auto"/>
-                    <w:rPr>
-                      <w:rFonts w:eastAsia="Arial"/>
-                      <w:sz w:val="16"/>
-                    </w:rPr>
-                  </w:pPr>
-                  <w:r>
-                    <w:rPr>
-                      <w:rFonts w:eastAsia="Arial"/>
-                      <w:sz w:val="16"/>
-                    </w:rPr>
-                    <w:t>5. Digital Identity and Access Control</w:t>
-                  </w:r>
-                </w:p>
-                <w:p>
-                  <w:pPr>
-                    <w:spacing w:after="0" w:line="240" w:lineRule="auto"/>
-                    <w:rPr>
-                      <w:rFonts w:eastAsia="Arial"/>
-                      <w:sz w:val="16"/>
-                    </w:rPr>
-                  </w:pPr>
-                  <w:r>
-                    <w:rPr>
-                      <w:rFonts w:eastAsia="Arial"/>
-                      <w:sz w:val="16"/>
-                    </w:rPr>
-                    <w:t>6. Security Validation, Audit and Assurance</w:t>
-                  </w:r>
-                </w:p>
-                <w:p>
-                  <w:pPr>
-                    <w:spacing w:after="0" w:line="240" w:lineRule="auto"/>
-                    <w:rPr>
-                      <w:rFonts w:eastAsia="Arial"/>
-                      <w:sz w:val="16"/>
-                    </w:rPr>
-                  </w:pPr>
-                  <w:r>
-                    <w:rPr>
-                      <w:rFonts w:eastAsia="Arial"/>
-                      <w:sz w:val="16"/>
-                    </w:rPr>
-                    <w:t>7. Cyber Defence Operations and Resilience</w:t>
-                  </w:r>
-                </w:p>
-                <w:p>
-                  <w:pPr>
-                    <w:spacing w:after="0" w:line="240" w:lineRule="auto"/>
-                  </w:pPr>
-                  <w:r>
-                    <w:rPr>
-                      <w:rFonts w:eastAsia="Arial"/>
-                      <w:sz w:val="16"/>
-                    </w:rPr>
-                    <w:t>8. Secure Software Lifecycle and Application Protection</w:t>
+                    <w:t>1. Enterprise Security Governance, Risk and Information Asset Protection</w:t>
+                    <w:br/>
+                    <w:t>2. Secure Architecture, Engineering, Cryptography and Communications</w:t>
+                    <w:br/>
+                    <w:t>3. Digital Identity, Access Control and Security Assurance</w:t>
+                    <w:br/>
+                    <w:t>4. Cyber Defence Operations, Incident Response and Resilience</w:t>
+                    <w:br/>
+                    <w:t>5. Secure Software Lifecycle, DevSecOps and Application Protection</w:t>
                   </w:r>
                 </w:p>
               </w:tc>
@@ -2217,7 +1765,7 @@
               <w:rPr>
                 <w:rFonts w:eastAsia="Arial"/>
               </w:rPr>
-              <w:t>approx. 6.2 months / 26.7 weeks (part-time)</w:t>
+              <w:t>approx. 3.9 months / 16.7 weeks (part-time)</w:t>
             </w:r>
             <w:r>
               <w:rPr>

--- a/09. Advanced Certificate in Enterprise Information Security Leadership/Advanced Certificate in Enterprise Information Security Leadership.docx
+++ b/09. Advanced Certificate in Enterprise Information Security Leadership/Advanced Certificate in Enterprise Information Security Leadership.docx
@@ -1,6 +1,6 @@
 
 <file path=word/document.xml><?xml version="1.0" encoding="utf-8"?>
-<w:document xmlns:wpc="http://schemas.microsoft.com/office/word/2010/wordprocessingCanvas" xmlns:cx="http://schemas.microsoft.com/office/drawing/2014/chartex" xmlns:cx1="http://schemas.microsoft.com/office/drawing/2015/9/8/chartex" xmlns:cx2="http://schemas.microsoft.com/office/drawing/2015/10/21/chartex" xmlns:cx3="http://schemas.microsoft.com/office/drawing/2016/5/9/chartex" xmlns:cx4="http://schemas.microsoft.com/office/drawing/2016/5/10/chartex" xmlns:cx5="http://schemas.microsoft.com/office/drawing/2016/5/11/chartex" xmlns:cx6="http://schemas.microsoft.com/office/drawing/2016/5/12/chartex" xmlns:cx7="http://schemas.microsoft.com/office/drawing/2016/5/13/chartex" xmlns:cx8="http://schemas.microsoft.com/office/drawing/2016/5/14/chartex" xmlns:mc="http://schemas.openxmlformats.org/markup-compatibility/2006" xmlns:aink="http://schemas.microsoft.com/office/drawing/2016/ink" xmlns:am3d="http://schemas.microsoft.com/office/drawing/2017/model3d" xmlns:o="urn:schemas-microsoft-com:office:office" xmlns:oel="http://schemas.microsoft.com/office/2019/extlst" xmlns:r="http://schemas.openxmlformats.org/officeDocument/2006/relationships" xmlns:m="http://schemas.openxmlformats.org/officeDocument/2006/math" xmlns:v="urn:schemas-microsoft-com:vml" xmlns:wp14="http://schemas.microsoft.com/office/word/2010/wordprocessingDrawing" xmlns:wp="http://schemas.openxmlformats.org/drawingml/2006/wordprocessingDrawing" xmlns:w10="urn:schemas-microsoft-com:office:word" xmlns:w="http://schemas.openxmlformats.org/wordprocessingml/2006/main" xmlns:w14="http://schemas.microsoft.com/office/word/2010/wordml" xmlns:w15="http://schemas.microsoft.com/office/word/2012/wordml" xmlns:w16cex="http://schemas.microsoft.com/office/word/2018/wordml/cex" xmlns:w16cid="http://schemas.microsoft.com/office/word/2016/wordml/cid" xmlns:w16="http://schemas.microsoft.com/office/word/2018/wordml" xmlns:w16du="http://schemas.microsoft.com/office/word/2023/wordml/word16du" xmlns:w16sdtdh="http://schemas.microsoft.com/office/word/2020/wordml/sdtdatahash" xmlns:w16sdtfl="http://schemas.microsoft.com/office/word/2024/wordml/sdtformatlock" xmlns:w16se="http://schemas.microsoft.com/office/word/2015/wordml/symex" xmlns:wpg="http://schemas.microsoft.com/office/word/2010/wordprocessingGroup" xmlns:wpi="http://schemas.microsoft.com/office/word/2010/wordprocessingInk" xmlns:wne="http://schemas.microsoft.com/office/word/2006/wordml" xmlns:wps="http://schemas.microsoft.com/office/word/2010/wordprocessingShape" mc:Ignorable="w14 w15 w16se w16cid w16 w16cex w16sdtdh w16sdtfl w16du wp14">
+<w:document xmlns:wpc="http://schemas.microsoft.com/office/word/2010/wordprocessingCanvas" xmlns:cx="http://schemas.microsoft.com/office/drawing/2014/chartex" xmlns:cx1="http://schemas.microsoft.com/office/drawing/2015/9/8/chartex" xmlns:cx2="http://schemas.microsoft.com/office/drawing/2015/10/21/chartex" xmlns:cx3="http://schemas.microsoft.com/office/drawing/2016/5/9/chartex" xmlns:cx4="http://schemas.microsoft.com/office/drawing/2016/5/10/chartex" xmlns:cx5="http://schemas.microsoft.com/office/drawing/2016/5/11/chartex" xmlns:cx6="http://schemas.microsoft.com/office/drawing/2016/5/12/chartex" xmlns:cx7="http://schemas.microsoft.com/office/drawing/2016/5/13/chartex" xmlns:cx8="http://schemas.microsoft.com/office/drawing/2016/5/14/chartex" xmlns:mc="http://schemas.openxmlformats.org/markup-compatibility/2006" xmlns:m="http://schemas.openxmlformats.org/officeDocument/2006/math" xmlns:aink="http://schemas.microsoft.com/office/drawing/2016/ink" xmlns:am3d="http://schemas.microsoft.com/office/drawing/2017/model3d" xmlns:oel="http://schemas.microsoft.com/office/2019/extlst" xmlns:r="http://schemas.openxmlformats.org/officeDocument/2006/relationships" xmlns:wp14="http://schemas.microsoft.com/office/word/2010/wordprocessingDrawing" xmlns:wp="http://schemas.openxmlformats.org/drawingml/2006/wordprocessingDrawing" xmlns:wpg="http://schemas.microsoft.com/office/word/2010/wordprocessingGroup" xmlns:wpi="http://schemas.microsoft.com/office/word/2010/wordprocessingInk" xmlns:wps="http://schemas.microsoft.com/office/word/2010/wordprocessingShape" xmlns:o="urn:schemas-microsoft-com:office:office" xmlns:v="urn:schemas-microsoft-com:vml" xmlns:w10="urn:schemas-microsoft-com:office:word" xmlns:w="http://schemas.openxmlformats.org/wordprocessingml/2006/main" xmlns:w14="http://schemas.microsoft.com/office/word/2010/wordml" xmlns:w15="http://schemas.microsoft.com/office/word/2012/wordml" xmlns:w16cex="http://schemas.microsoft.com/office/word/2018/wordml/cex" xmlns:w16cid="http://schemas.microsoft.com/office/word/2016/wordml/cid" xmlns:w16="http://schemas.microsoft.com/office/word/2018/wordml" xmlns:w16sdtdh="http://schemas.microsoft.com/office/word/2020/wordml/sdtdatahash" xmlns:w16sdtfl="http://schemas.microsoft.com/office/word/2024/wordml/sdtformatlock" xmlns:w16se="http://schemas.microsoft.com/office/word/2015/wordml/symex" xmlns:w16du="http://schemas.microsoft.com/office/word/2023/wordml/word16du" xmlns:wne="http://schemas.microsoft.com/office/word/2006/wordml" mc:Ignorable="w14 w15 w16se w16cid w16 w16cex w16sdtdh w16sdtfl w16du wp14">
   <w:body>
     <w:p>
       <w:pPr>
@@ -11,7 +11,23 @@
           <w:b/>
           <w:sz w:val="22"/>
         </w:rPr>
-        <w:t>Course Write-Up (for Courses other than External Degree Programmes)</w:t>
+        <w:t xml:space="preserve">Course Write-Up (for Courses other than External Degree </w:t>
+      </w:r>
+      <w:proofErr w:type="spellStart"/>
+      <w:r>
+        <w:rPr>
+          <w:b/>
+          <w:sz w:val="22"/>
+        </w:rPr>
+        <w:t>Programmes</w:t>
+      </w:r>
+      <w:proofErr w:type="spellEnd"/>
+      <w:r>
+        <w:rPr>
+          <w:b/>
+          <w:sz w:val="22"/>
+        </w:rPr>
+        <w:t>)</w:t>
       </w:r>
     </w:p>
     <w:p>
@@ -118,12 +134,14 @@
             <w:tcW w:w="6848" w:type="dxa"/>
           </w:tcPr>
           <w:p>
+            <w:bookmarkStart w:id="0" w:name="OLE_LINK10"/>
             <w:r>
               <w:rPr>
                 <w:rFonts w:eastAsia="Arial"/>
               </w:rPr>
               <w:t>Advanced Certificate in Enterprise Information Security Leadership</w:t>
             </w:r>
+            <w:bookmarkEnd w:id="0"/>
           </w:p>
         </w:tc>
       </w:tr>
@@ -151,8 +169,30 @@
               <w:rPr>
                 <w:rFonts w:eastAsia="Arial"/>
               </w:rPr>
-              <w:t>√ Self-developed     ☐ Externally-developed     ☐ Jointly-developed</w:t>
+              <w:t xml:space="preserve">√ Self-developed     ☐ </w:t>
             </w:r>
+            <w:proofErr w:type="gramStart"/>
+            <w:r>
+              <w:rPr>
+                <w:rFonts w:eastAsia="Arial"/>
+              </w:rPr>
+              <w:t>Externally-developed</w:t>
+            </w:r>
+            <w:proofErr w:type="gramEnd"/>
+            <w:r>
+              <w:rPr>
+                <w:rFonts w:eastAsia="Arial"/>
+              </w:rPr>
+              <w:t xml:space="preserve">     ☐ </w:t>
+            </w:r>
+            <w:proofErr w:type="gramStart"/>
+            <w:r>
+              <w:rPr>
+                <w:rFonts w:eastAsia="Arial"/>
+              </w:rPr>
+              <w:t>Jointly-developed</w:t>
+            </w:r>
+            <w:proofErr w:type="gramEnd"/>
           </w:p>
         </w:tc>
       </w:tr>
@@ -268,7 +308,21 @@
                 <w:rFonts w:eastAsia="Arial"/>
               </w:rPr>
               <w:br/>
-              <w:t>Upon successful completion, learners will demonstrate the ability to govern information security and risk while protecting information assets; design secure architecture, cryptographic controls and protected network communications; manage digital identity, access control and security assurance activities; coordinate cyber defence operations, incident response, continuity and recovery; and embed secure development, software supply chain and application security practices into delivery workflows.</w:t>
+              <w:t xml:space="preserve">Upon successful completion, learners will demonstrate the ability to govern information security and risk while protecting information assets; design secure architecture, cryptographic controls and protected network communications; manage digital identity, access control and security assurance activities; coordinate cyber </w:t>
+            </w:r>
+            <w:proofErr w:type="spellStart"/>
+            <w:r>
+              <w:rPr>
+                <w:rFonts w:eastAsia="Arial"/>
+              </w:rPr>
+              <w:t>defence</w:t>
+            </w:r>
+            <w:proofErr w:type="spellEnd"/>
+            <w:r>
+              <w:rPr>
+                <w:rFonts w:eastAsia="Arial"/>
+              </w:rPr>
+              <w:t xml:space="preserve"> operations, incident response, continuity and recovery; and embed secure development, software supply chain and application security practices into delivery workflows.</w:t>
             </w:r>
             <w:r>
               <w:rPr>
@@ -305,8 +359,8 @@
             </w:tblPr>
             <w:tblGrid>
               <w:gridCol w:w="494"/>
-              <w:gridCol w:w="2154"/>
-              <w:gridCol w:w="3968"/>
+              <w:gridCol w:w="2151"/>
+              <w:gridCol w:w="3971"/>
             </w:tblGrid>
             <w:tr>
               <w:tc>
@@ -383,9 +437,11 @@
                   <w:tcW w:w="2500" w:type="dxa"/>
                 </w:tcPr>
                 <w:p>
+                  <w:bookmarkStart w:id="1" w:name="OLE_LINK12"/>
                   <w:r>
                     <w:t>Module 1: Enterprise Security Governance, Risk and Information Asset Protection</w:t>
                   </w:r>
+                  <w:bookmarkEnd w:id="1"/>
                 </w:p>
               </w:tc>
               <w:tc>
@@ -394,7 +450,15 @@
                 </w:tcPr>
                 <w:p>
                   <w:r>
-                    <w:t>Learners will be able to apply professional ethics, governance structures, policy frameworks and accountability models; analyse legal, privacy, compliance, investigation and third-party risk considerations; identify information assets, owners, custodians and usage requirements; and apply classification, handling, retention, disposal and lifecycle protection practices.</w:t>
+                    <w:t xml:space="preserve">Learners will be able to apply professional ethics, governance structures, policy frameworks and accountability models; </w:t>
+                  </w:r>
+                  <w:proofErr w:type="spellStart"/>
+                  <w:r>
+                    <w:t>analyse</w:t>
+                  </w:r>
+                  <w:proofErr w:type="spellEnd"/>
+                  <w:r>
+                    <w:t xml:space="preserve"> legal, privacy, compliance, investigation and third-party risk considerations; identify information assets, owners, custodians and usage requirements; and apply classification, handling, retention, disposal and lifecycle protection practices.</w:t>
                   </w:r>
                 </w:p>
               </w:tc>
@@ -415,9 +479,11 @@
                   <w:tcW w:w="2500" w:type="dxa"/>
                 </w:tcPr>
                 <w:p>
+                  <w:bookmarkStart w:id="2" w:name="OLE_LINK13"/>
                   <w:r>
                     <w:t>Module 2: Secure Architecture, Engineering, Cryptography and Communications</w:t>
                   </w:r>
+                  <w:bookmarkEnd w:id="2"/>
                 </w:p>
               </w:tc>
               <w:tc>
@@ -426,7 +492,23 @@
                 </w:tcPr>
                 <w:p>
                   <w:r>
-                    <w:t>Learners will be able to apply secure design principles such as least privilege, defence in depth, secure defaults and zero-trust thinking; evaluate system, cloud, container, embedded, IoT and virtualisation risks; select suitable cryptographic and lifecycle controls; and recommend secure network, protocol, segmentation, wireless/mobile, cloud networking and remote-access designs.</w:t>
+                    <w:t xml:space="preserve">Learners will be able to apply secure design principles such as least privilege, </w:t>
+                  </w:r>
+                  <w:proofErr w:type="spellStart"/>
+                  <w:r>
+                    <w:t>defence</w:t>
+                  </w:r>
+                  <w:proofErr w:type="spellEnd"/>
+                  <w:r>
+                    <w:t xml:space="preserve"> in depth, secure defaults and zero-trust thinking; evaluate system, cloud, container, embedded, IoT and </w:t>
+                  </w:r>
+                  <w:proofErr w:type="spellStart"/>
+                  <w:r>
+                    <w:t>virtualisation</w:t>
+                  </w:r>
+                  <w:proofErr w:type="spellEnd"/>
+                  <w:r>
+                    <w:t xml:space="preserve"> risks; select suitable cryptographic and lifecycle controls; and recommend secure network, protocol, segmentation, wireless/mobile, cloud networking and remote-access designs.</w:t>
                   </w:r>
                 </w:p>
               </w:tc>
@@ -447,9 +529,11 @@
                   <w:tcW w:w="2500" w:type="dxa"/>
                 </w:tcPr>
                 <w:p>
+                  <w:bookmarkStart w:id="3" w:name="OLE_LINK14"/>
                   <w:r>
                     <w:t>Module 3: Digital Identity, Access Control and Security Assurance</w:t>
                   </w:r>
+                  <w:bookmarkEnd w:id="3"/>
                 </w:p>
               </w:tc>
               <w:tc>
@@ -458,7 +542,15 @@
                 </w:tcPr>
                 <w:p>
                   <w:r>
-                    <w:t>Learners will be able to design identification, authentication, federation, credential, single sign-on and access lifecycle controls across information, systems, devices, facilities, applications and services; plan internal, external and third-party assessment, testing and audit strategies; and analyse validation evidence to report remediation priorities.</w:t>
+                    <w:t xml:space="preserve">Learners will be able to design identification, authentication, federation, credential, single sign-on and access lifecycle controls across information, systems, devices, facilities, applications and services; plan internal, external and third-party assessment, testing and audit strategies; and </w:t>
+                  </w:r>
+                  <w:proofErr w:type="spellStart"/>
+                  <w:r>
+                    <w:t>analyse</w:t>
+                  </w:r>
+                  <w:proofErr w:type="spellEnd"/>
+                  <w:r>
+                    <w:t xml:space="preserve"> validation evidence to report remediation priorities.</w:t>
                   </w:r>
                 </w:p>
               </w:tc>
@@ -479,9 +571,19 @@
                   <w:tcW w:w="2500" w:type="dxa"/>
                 </w:tcPr>
                 <w:p>
+                  <w:bookmarkStart w:id="4" w:name="OLE_LINK15"/>
                   <w:r>
-                    <w:t>Module 4: Cyber Defence Operations, Incident Response and Resilience</w:t>
+                    <w:t xml:space="preserve">Module 4: Cyber </w:t>
                   </w:r>
+                  <w:proofErr w:type="spellStart"/>
+                  <w:r>
+                    <w:t>Defence</w:t>
+                  </w:r>
+                  <w:proofErr w:type="spellEnd"/>
+                  <w:r>
+                    <w:t xml:space="preserve"> Operations, Incident Response and Resilience</w:t>
+                  </w:r>
+                  <w:bookmarkEnd w:id="4"/>
                 </w:p>
               </w:tc>
               <w:tc>
@@ -511,9 +613,19 @@
                   <w:tcW w:w="2500" w:type="dxa"/>
                 </w:tcPr>
                 <w:p>
+                  <w:bookmarkStart w:id="5" w:name="OLE_LINK16"/>
                   <w:r>
-                    <w:t>Module 5: Secure Software Lifecycle, DevSecOps and Application Protection</w:t>
+                    <w:t xml:space="preserve">Module 5: Secure Software Lifecycle, </w:t>
                   </w:r>
+                  <w:proofErr w:type="spellStart"/>
+                  <w:r>
+                    <w:t>DevSecOps</w:t>
+                  </w:r>
+                  <w:proofErr w:type="spellEnd"/>
+                  <w:r>
+                    <w:t xml:space="preserve"> and Application Protection</w:t>
+                  </w:r>
+                  <w:bookmarkEnd w:id="5"/>
                 </w:p>
               </w:tc>
               <w:tc>
@@ -522,7 +634,19 @@
                 </w:tcPr>
                 <w:p>
                   <w:r>
-                    <w:t>Learners will be able to integrate security into development methodologies, DevOps/DevSecOps and operational maintenance; assess development ecosystems, CI/CD pipelines, repositories and application testing; and evaluate acquired software, open-source components and secure coding standards.</w:t>
+                    <w:t>Learners will be able to integrate security into development methodologies, DevOps/</w:t>
+                  </w:r>
+                  <w:proofErr w:type="spellStart"/>
+                  <w:r>
+                    <w:t>DevSecOps</w:t>
+                  </w:r>
+                  <w:proofErr w:type="spellEnd"/>
+                  <w:r>
+                    <w:t xml:space="preserve"> and operational maintenance; assess development ecosystems, CI/CD pipelines, repositories and application testing; and evaluate acquired </w:t>
+                  </w:r>
+                  <w:r>
+                    <w:lastRenderedPageBreak/>
+                    <w:t>software, open-source components and secure coding standards.</w:t>
                   </w:r>
                 </w:p>
               </w:tc>
@@ -583,7 +707,21 @@
                 <w:rFonts w:eastAsia="Arial"/>
               </w:rPr>
               <w:br/>
-              <w:t>• Fresh graduates from IT, computer science, cybersecurity, data science or engineering programmes who want a career-ready foundation in enterprise security practice.</w:t>
+              <w:t xml:space="preserve">• Fresh graduates from IT, computer science, cybersecurity, data science or engineering </w:t>
+            </w:r>
+            <w:proofErr w:type="spellStart"/>
+            <w:r>
+              <w:rPr>
+                <w:rFonts w:eastAsia="Arial"/>
+              </w:rPr>
+              <w:t>programmes</w:t>
+            </w:r>
+            <w:proofErr w:type="spellEnd"/>
+            <w:r>
+              <w:rPr>
+                <w:rFonts w:eastAsia="Arial"/>
+              </w:rPr>
+              <w:t xml:space="preserve"> who want a career-ready foundation in enterprise security practice.</w:t>
             </w:r>
             <w:r>
               <w:rPr>
@@ -686,7 +824,21 @@
                 <w:rFonts w:eastAsia="Arial"/>
               </w:rPr>
               <w:br/>
-              <w:t>• Cyber Defence Monitoring Analyst</w:t>
+              <w:t xml:space="preserve">• Cyber </w:t>
+            </w:r>
+            <w:proofErr w:type="spellStart"/>
+            <w:r>
+              <w:rPr>
+                <w:rFonts w:eastAsia="Arial"/>
+              </w:rPr>
+              <w:t>Defence</w:t>
+            </w:r>
+            <w:proofErr w:type="spellEnd"/>
+            <w:r>
+              <w:rPr>
+                <w:rFonts w:eastAsia="Arial"/>
+              </w:rPr>
+              <w:t xml:space="preserve"> Monitoring Analyst</w:t>
             </w:r>
             <w:r>
               <w:rPr>
@@ -758,7 +910,15 @@
           </w:tcPr>
           <w:p>
             <w:r>
-              <w:t>Does the proposed course curriculum follow a foreign or international curriculum through full-time programme at the Primary, Secondary, and/or High School levels (i.e., grades 1-12) including self-developed curriculum?</w:t>
+              <w:t xml:space="preserve">Does the proposed course curriculum follow a foreign or international curriculum through full-time </w:t>
+            </w:r>
+            <w:proofErr w:type="spellStart"/>
+            <w:r>
+              <w:t>programme</w:t>
+            </w:r>
+            <w:proofErr w:type="spellEnd"/>
+            <w:r>
+              <w:t xml:space="preserve"> at the Primary, Secondary, and/or High School levels (i.e., grades 1-12) including self-developed curriculum?</w:t>
             </w:r>
           </w:p>
         </w:tc>
@@ -918,9 +1078,9 @@
             </w:tblPr>
             <w:tblGrid>
               <w:gridCol w:w="821"/>
-              <w:gridCol w:w="2003"/>
-              <w:gridCol w:w="1260"/>
-              <w:gridCol w:w="2532"/>
+              <w:gridCol w:w="1987"/>
+              <w:gridCol w:w="1252"/>
+              <w:gridCol w:w="2556"/>
             </w:tblGrid>
             <w:tr>
               <w:tc>
@@ -1254,7 +1414,15 @@
                 </w:tcPr>
                 <w:p>
                   <w:r>
-                    <w:t>Live online teaching and applied exercises (5 modules x 9 teaching sessions x 3 hrs)</w:t>
+                    <w:t xml:space="preserve">Live online teaching and applied exercises (5 modules x 9 teaching sessions x 3 </w:t>
+                  </w:r>
+                  <w:proofErr w:type="spellStart"/>
+                  <w:r>
+                    <w:t>hrs</w:t>
+                  </w:r>
+                  <w:proofErr w:type="spellEnd"/>
+                  <w:r>
+                    <w:t>)</w:t>
                   </w:r>
                 </w:p>
               </w:tc>
@@ -1380,7 +1548,15 @@
                 </w:tcPr>
                 <w:p>
                   <w:r>
-                    <w:t>Live online module assessments (5 modules x 1 assessment session x 3 hrs)</w:t>
+                    <w:t xml:space="preserve">Live online module assessments (5 modules x 1 assessment session x 3 </w:t>
+                  </w:r>
+                  <w:proofErr w:type="spellStart"/>
+                  <w:r>
+                    <w:t>hrs</w:t>
+                  </w:r>
+                  <w:proofErr w:type="spellEnd"/>
+                  <w:r>
+                    <w:t>)</w:t>
                   </w:r>
                 </w:p>
               </w:tc>
@@ -1399,7 +1575,15 @@
                       <w:rFonts w:eastAsia="Arial"/>
                       <w:sz w:val="16"/>
                     </w:rPr>
-                    <w:t>Total Duration (in hours)</w:t>
+                    <w:t xml:space="preserve">Total Duration (in </w:t>
+                  </w:r>
+                  <w:r>
+                    <w:rPr>
+                      <w:rFonts w:eastAsia="Arial"/>
+                      <w:sz w:val="16"/>
+                    </w:rPr>
+                    <w:lastRenderedPageBreak/>
+                    <w:t>hours)</w:t>
                   </w:r>
                 </w:p>
               </w:tc>
@@ -1416,6 +1600,7 @@
                       <w:rFonts w:eastAsia="Arial"/>
                       <w:sz w:val="16"/>
                     </w:rPr>
+                    <w:lastRenderedPageBreak/>
                     <w:t>Total Duration (in hours)</w:t>
                   </w:r>
                 </w:p>
@@ -1463,6 +1648,7 @@
           </w:tcPr>
           <w:p>
             <w:r>
+              <w:lastRenderedPageBreak/>
               <w:t>• Minimum Entry Requirements</w:t>
             </w:r>
           </w:p>
@@ -1472,17 +1658,27 @@
             <w:tcW w:w="6848" w:type="dxa"/>
           </w:tcPr>
           <w:p>
+            <w:bookmarkStart w:id="6" w:name="OLE_LINK11"/>
             <w:r>
               <w:t>Age:</w:t>
+            </w:r>
+            <w:r>
               <w:br/>
               <w:t>At least 21 years old</w:t>
+            </w:r>
+            <w:r>
               <w:br/>
               <w:t>Academic:</w:t>
+            </w:r>
+            <w:r>
               <w:br/>
               <w:t>At least C6 at GCE O-Level in any 3 subjects, or equivalent; or</w:t>
+            </w:r>
+            <w:r>
               <w:br/>
               <w:t>Mature candidate who is at least 25 years old with at least 4 years of working experience</w:t>
             </w:r>
+            <w:bookmarkEnd w:id="6"/>
           </w:p>
         </w:tc>
       </w:tr>
@@ -1610,9 +1806,9 @@
               <w:tblLook w:val="04A0" w:firstRow="1" w:lastRow="0" w:firstColumn="1" w:lastColumn="0" w:noHBand="0" w:noVBand="1"/>
             </w:tblPr>
             <w:tblGrid>
-              <w:gridCol w:w="627"/>
-              <w:gridCol w:w="2453"/>
-              <w:gridCol w:w="3536"/>
+              <w:gridCol w:w="626"/>
+              <w:gridCol w:w="2434"/>
+              <w:gridCol w:w="3556"/>
             </w:tblGrid>
             <w:tr>
               <w:tc>
@@ -1716,14 +1912,38 @@
                 <w:p>
                   <w:r>
                     <w:t>1. Enterprise Security Governance, Risk and Information Asset Protection</w:t>
+                  </w:r>
+                  <w:r>
                     <w:br/>
                     <w:t>2. Secure Architecture, Engineering, Cryptography and Communications</w:t>
+                  </w:r>
+                  <w:r>
                     <w:br/>
                     <w:t>3. Digital Identity, Access Control and Security Assurance</w:t>
+                  </w:r>
+                  <w:r>
                     <w:br/>
-                    <w:t>4. Cyber Defence Operations, Incident Response and Resilience</w:t>
+                    <w:t xml:space="preserve">4. Cyber </w:t>
+                  </w:r>
+                  <w:proofErr w:type="spellStart"/>
+                  <w:r>
+                    <w:t>Defence</w:t>
+                  </w:r>
+                  <w:proofErr w:type="spellEnd"/>
+                  <w:r>
+                    <w:t xml:space="preserve"> Operations, Incident Response and Resilience</w:t>
+                  </w:r>
+                  <w:r>
                     <w:br/>
-                    <w:t>5. Secure Software Lifecycle, DevSecOps and Application Protection</w:t>
+                    <w:t xml:space="preserve">5. Secure Software Lifecycle, </w:t>
+                  </w:r>
+                  <w:proofErr w:type="spellStart"/>
+                  <w:r>
+                    <w:t>DevSecOps</w:t>
+                  </w:r>
+                  <w:proofErr w:type="spellEnd"/>
+                  <w:r>
+                    <w:t xml:space="preserve"> and Application Protection</w:t>
                   </w:r>
                 </w:p>
               </w:tc>
@@ -1848,7 +2068,21 @@
               <w:rPr>
                 <w:rFonts w:eastAsia="Arial"/>
               </w:rPr>
-              <w:t>Is the proposed course a pathway programme?</w:t>
+              <w:t xml:space="preserve">Is the proposed course a pathway </w:t>
+            </w:r>
+            <w:proofErr w:type="spellStart"/>
+            <w:r>
+              <w:rPr>
+                <w:rFonts w:eastAsia="Arial"/>
+              </w:rPr>
+              <w:t>programme</w:t>
+            </w:r>
+            <w:proofErr w:type="spellEnd"/>
+            <w:r>
+              <w:rPr>
+                <w:rFonts w:eastAsia="Arial"/>
+              </w:rPr>
+              <w:t>?</w:t>
             </w:r>
             <w:r>
               <w:rPr>
@@ -1961,7 +2195,21 @@
               <w:rPr>
                 <w:rFonts w:eastAsia="Arial"/>
               </w:rPr>
-              <w:t>Is the proposed course accredited by any external organisation?</w:t>
+              <w:t xml:space="preserve">Is the proposed course accredited by any external </w:t>
+            </w:r>
+            <w:proofErr w:type="spellStart"/>
+            <w:r>
+              <w:rPr>
+                <w:rFonts w:eastAsia="Arial"/>
+              </w:rPr>
+              <w:t>organisation</w:t>
+            </w:r>
+            <w:proofErr w:type="spellEnd"/>
+            <w:r>
+              <w:rPr>
+                <w:rFonts w:eastAsia="Arial"/>
+              </w:rPr>
+              <w:t>?</w:t>
             </w:r>
             <w:r>
               <w:rPr>
@@ -2009,7 +2257,21 @@
               <w:rPr>
                 <w:rFonts w:eastAsia="Arial"/>
               </w:rPr>
-              <w:t>Is there any other form of association, collaboration or affiliation with any other organisation or persons, either local or foreign, in respect of this course?</w:t>
+              <w:t xml:space="preserve">Is there any other form of association, collaboration or affiliation with any other </w:t>
+            </w:r>
+            <w:proofErr w:type="spellStart"/>
+            <w:r>
+              <w:rPr>
+                <w:rFonts w:eastAsia="Arial"/>
+              </w:rPr>
+              <w:t>organisation</w:t>
+            </w:r>
+            <w:proofErr w:type="spellEnd"/>
+            <w:r>
+              <w:rPr>
+                <w:rFonts w:eastAsia="Arial"/>
+              </w:rPr>
+              <w:t xml:space="preserve"> or persons, either local or foreign, in respect of this course?</w:t>
             </w:r>
             <w:r>
               <w:rPr>
@@ -2084,6 +2346,7 @@
           <w:b/>
           <w:sz w:val="22"/>
         </w:rPr>
+        <w:lastRenderedPageBreak/>
         <w:t>Declaration</w:t>
       </w:r>
     </w:p>
@@ -2131,7 +2394,15 @@
         <w:spacing w:after="80"/>
       </w:pPr>
       <w:r>
-        <w:t>(c) the assessment methods and procedures for the course has been approved by the Examination Board; and</w:t>
+        <w:t xml:space="preserve">(c) the assessment methods and procedures for the course </w:t>
+      </w:r>
+      <w:proofErr w:type="gramStart"/>
+      <w:r>
+        <w:t>has</w:t>
+      </w:r>
+      <w:proofErr w:type="gramEnd"/>
+      <w:r>
+        <w:t xml:space="preserve"> been approved by the Examination Board; and</w:t>
       </w:r>
     </w:p>
     <w:p>
@@ -2171,7 +2442,7 @@
 </file>
 
 <file path=word/numbering.xml><?xml version="1.0" encoding="utf-8"?>
-<w:numbering xmlns:wpc="http://schemas.microsoft.com/office/word/2010/wordprocessingCanvas" xmlns:cx="http://schemas.microsoft.com/office/drawing/2014/chartex" xmlns:cx1="http://schemas.microsoft.com/office/drawing/2015/9/8/chartex" xmlns:cx2="http://schemas.microsoft.com/office/drawing/2015/10/21/chartex" xmlns:cx3="http://schemas.microsoft.com/office/drawing/2016/5/9/chartex" xmlns:cx4="http://schemas.microsoft.com/office/drawing/2016/5/10/chartex" xmlns:cx5="http://schemas.microsoft.com/office/drawing/2016/5/11/chartex" xmlns:cx6="http://schemas.microsoft.com/office/drawing/2016/5/12/chartex" xmlns:cx7="http://schemas.microsoft.com/office/drawing/2016/5/13/chartex" xmlns:cx8="http://schemas.microsoft.com/office/drawing/2016/5/14/chartex" xmlns:mc="http://schemas.openxmlformats.org/markup-compatibility/2006" xmlns:aink="http://schemas.microsoft.com/office/drawing/2016/ink" xmlns:am3d="http://schemas.microsoft.com/office/drawing/2017/model3d" xmlns:o="urn:schemas-microsoft-com:office:office" xmlns:oel="http://schemas.microsoft.com/office/2019/extlst" xmlns:r="http://schemas.openxmlformats.org/officeDocument/2006/relationships" xmlns:m="http://schemas.openxmlformats.org/officeDocument/2006/math" xmlns:v="urn:schemas-microsoft-com:vml" xmlns:wp14="http://schemas.microsoft.com/office/word/2010/wordprocessingDrawing" xmlns:wp="http://schemas.openxmlformats.org/drawingml/2006/wordprocessingDrawing" xmlns:w10="urn:schemas-microsoft-com:office:word" xmlns:w="http://schemas.openxmlformats.org/wordprocessingml/2006/main" xmlns:w14="http://schemas.microsoft.com/office/word/2010/wordml" xmlns:w15="http://schemas.microsoft.com/office/word/2012/wordml" xmlns:w16cex="http://schemas.microsoft.com/office/word/2018/wordml/cex" xmlns:w16cid="http://schemas.microsoft.com/office/word/2016/wordml/cid" xmlns:w16="http://schemas.microsoft.com/office/word/2018/wordml" xmlns:w16du="http://schemas.microsoft.com/office/word/2023/wordml/word16du" xmlns:w16sdtdh="http://schemas.microsoft.com/office/word/2020/wordml/sdtdatahash" xmlns:w16sdtfl="http://schemas.microsoft.com/office/word/2024/wordml/sdtformatlock" xmlns:w16se="http://schemas.microsoft.com/office/word/2015/wordml/symex" xmlns:wpg="http://schemas.microsoft.com/office/word/2010/wordprocessingGroup" xmlns:wpi="http://schemas.microsoft.com/office/word/2010/wordprocessingInk" xmlns:wne="http://schemas.microsoft.com/office/word/2006/wordml" xmlns:wps="http://schemas.microsoft.com/office/word/2010/wordprocessingShape" mc:Ignorable="w14 w15 w16se w16cid w16 w16cex w16sdtdh w16sdtfl w16du wp14">
+<w:numbering xmlns:wpc="http://schemas.microsoft.com/office/word/2010/wordprocessingCanvas" xmlns:cx="http://schemas.microsoft.com/office/drawing/2014/chartex" xmlns:cx1="http://schemas.microsoft.com/office/drawing/2015/9/8/chartex" xmlns:cx2="http://schemas.microsoft.com/office/drawing/2015/10/21/chartex" xmlns:cx3="http://schemas.microsoft.com/office/drawing/2016/5/9/chartex" xmlns:cx4="http://schemas.microsoft.com/office/drawing/2016/5/10/chartex" xmlns:cx5="http://schemas.microsoft.com/office/drawing/2016/5/11/chartex" xmlns:cx6="http://schemas.microsoft.com/office/drawing/2016/5/12/chartex" xmlns:cx7="http://schemas.microsoft.com/office/drawing/2016/5/13/chartex" xmlns:cx8="http://schemas.microsoft.com/office/drawing/2016/5/14/chartex" xmlns:mc="http://schemas.openxmlformats.org/markup-compatibility/2006" xmlns:m="http://schemas.openxmlformats.org/officeDocument/2006/math" xmlns:aink="http://schemas.microsoft.com/office/drawing/2016/ink" xmlns:am3d="http://schemas.microsoft.com/office/drawing/2017/model3d" xmlns:oel="http://schemas.microsoft.com/office/2019/extlst" xmlns:r="http://schemas.openxmlformats.org/officeDocument/2006/relationships" xmlns:wp14="http://schemas.microsoft.com/office/word/2010/wordprocessingDrawing" xmlns:wp="http://schemas.openxmlformats.org/drawingml/2006/wordprocessingDrawing" xmlns:wpg="http://schemas.microsoft.com/office/word/2010/wordprocessingGroup" xmlns:wpi="http://schemas.microsoft.com/office/word/2010/wordprocessingInk" xmlns:wps="http://schemas.microsoft.com/office/word/2010/wordprocessingShape" xmlns:o="urn:schemas-microsoft-com:office:office" xmlns:v="urn:schemas-microsoft-com:vml" xmlns:w10="urn:schemas-microsoft-com:office:word" xmlns:w="http://schemas.openxmlformats.org/wordprocessingml/2006/main" xmlns:w14="http://schemas.microsoft.com/office/word/2010/wordml" xmlns:w15="http://schemas.microsoft.com/office/word/2012/wordml" xmlns:w16cex="http://schemas.microsoft.com/office/word/2018/wordml/cex" xmlns:w16cid="http://schemas.microsoft.com/office/word/2016/wordml/cid" xmlns:w16="http://schemas.microsoft.com/office/word/2018/wordml" xmlns:w16sdtdh="http://schemas.microsoft.com/office/word/2020/wordml/sdtdatahash" xmlns:w16sdtfl="http://schemas.microsoft.com/office/word/2024/wordml/sdtformatlock" xmlns:w16se="http://schemas.microsoft.com/office/word/2015/wordml/symex" xmlns:w16du="http://schemas.microsoft.com/office/word/2023/wordml/word16du" xmlns:wne="http://schemas.microsoft.com/office/word/2006/wordml" mc:Ignorable="w14 w15 w16se w16cid w16 w16cex w16sdtdh w16sdtfl w16du wp14">
   <w:abstractNum w:abstractNumId="0" w15:restartNumberingAfterBreak="0">
     <w:nsid w:val="FFFFFF7C"/>
     <w:multiLevelType w:val="singleLevel"/>
@@ -2374,7 +2645,7 @@
 </file>
 
 <file path=word/styles.xml><?xml version="1.0" encoding="utf-8"?>
-<w:styles xmlns:mc="http://schemas.openxmlformats.org/markup-compatibility/2006" xmlns:r="http://schemas.openxmlformats.org/officeDocument/2006/relationships" xmlns:w="http://schemas.openxmlformats.org/wordprocessingml/2006/main" xmlns:w14="http://schemas.microsoft.com/office/word/2010/wordml" xmlns:w15="http://schemas.microsoft.com/office/word/2012/wordml" xmlns:w16cex="http://schemas.microsoft.com/office/word/2018/wordml/cex" xmlns:w16cid="http://schemas.microsoft.com/office/word/2016/wordml/cid" xmlns:w16="http://schemas.microsoft.com/office/word/2018/wordml" xmlns:w16du="http://schemas.microsoft.com/office/word/2023/wordml/word16du" xmlns:w16sdtdh="http://schemas.microsoft.com/office/word/2020/wordml/sdtdatahash" xmlns:w16sdtfl="http://schemas.microsoft.com/office/word/2024/wordml/sdtformatlock" xmlns:w16se="http://schemas.microsoft.com/office/word/2015/wordml/symex" mc:Ignorable="w14 w15 w16se w16cid w16 w16cex w16sdtdh w16sdtfl w16du">
+<w:styles xmlns:mc="http://schemas.openxmlformats.org/markup-compatibility/2006" xmlns:r="http://schemas.openxmlformats.org/officeDocument/2006/relationships" xmlns:w="http://schemas.openxmlformats.org/wordprocessingml/2006/main" xmlns:w14="http://schemas.microsoft.com/office/word/2010/wordml" xmlns:w15="http://schemas.microsoft.com/office/word/2012/wordml" xmlns:w16cex="http://schemas.microsoft.com/office/word/2018/wordml/cex" xmlns:w16cid="http://schemas.microsoft.com/office/word/2016/wordml/cid" xmlns:w16="http://schemas.microsoft.com/office/word/2018/wordml" xmlns:w16sdtdh="http://schemas.microsoft.com/office/word/2020/wordml/sdtdatahash" xmlns:w16sdtfl="http://schemas.microsoft.com/office/word/2024/wordml/sdtformatlock" xmlns:w16se="http://schemas.microsoft.com/office/word/2015/wordml/symex" xmlns:w16du="http://schemas.microsoft.com/office/word/2023/wordml/word16du" mc:Ignorable="w14 w15 w16se w16cid w16 w16cex w16sdtdh w16sdtfl w16du">
   <w:docDefaults>
     <w:rPrDefault>
       <w:rPr>
@@ -11897,7 +12168,7 @@
       </w:tcPr>
     </w:tblStylePr>
   </w:style>
-  <w:style w:type="table" w:styleId="ColorfulShading">
+  <w:style w:type="table" w:styleId="ColourfulShading">
     <w:name w:val="Colorful Shading"/>
     <w:basedOn w:val="TableNormal"/>
     <w:uiPriority w:val="71"/>
@@ -12012,7 +12283,7 @@
       </w:rPr>
     </w:tblStylePr>
   </w:style>
-  <w:style w:type="table" w:styleId="ColorfulShading-Accent1">
+  <w:style w:type="table" w:styleId="ColourfulShadingAccent1">
     <w:name w:val="Colorful Shading Accent 1"/>
     <w:basedOn w:val="TableNormal"/>
     <w:uiPriority w:val="71"/>
@@ -12127,7 +12398,7 @@
       </w:rPr>
     </w:tblStylePr>
   </w:style>
-  <w:style w:type="table" w:styleId="ColorfulShading-Accent2">
+  <w:style w:type="table" w:styleId="ColourfulShadingAccent2">
     <w:name w:val="Colorful Shading Accent 2"/>
     <w:basedOn w:val="TableNormal"/>
     <w:uiPriority w:val="71"/>
@@ -12242,7 +12513,7 @@
       </w:rPr>
     </w:tblStylePr>
   </w:style>
-  <w:style w:type="table" w:styleId="ColorfulShading-Accent3">
+  <w:style w:type="table" w:styleId="ColourfulShadingAccent3">
     <w:name w:val="Colorful Shading Accent 3"/>
     <w:basedOn w:val="TableNormal"/>
     <w:uiPriority w:val="71"/>
@@ -12347,7 +12618,7 @@
       </w:tcPr>
     </w:tblStylePr>
   </w:style>
-  <w:style w:type="table" w:styleId="ColorfulShading-Accent4">
+  <w:style w:type="table" w:styleId="ColourfulShadingAccent4">
     <w:name w:val="Colorful Shading Accent 4"/>
     <w:basedOn w:val="TableNormal"/>
     <w:uiPriority w:val="71"/>
@@ -12462,7 +12733,7 @@
       </w:rPr>
     </w:tblStylePr>
   </w:style>
-  <w:style w:type="table" w:styleId="ColorfulShading-Accent5">
+  <w:style w:type="table" w:styleId="ColourfulShadingAccent5">
     <w:name w:val="Colorful Shading Accent 5"/>
     <w:basedOn w:val="TableNormal"/>
     <w:uiPriority w:val="71"/>
@@ -12577,7 +12848,7 @@
       </w:rPr>
     </w:tblStylePr>
   </w:style>
-  <w:style w:type="table" w:styleId="ColorfulShading-Accent6">
+  <w:style w:type="table" w:styleId="ColourfulShadingAccent6">
     <w:name w:val="Colorful Shading Accent 6"/>
     <w:basedOn w:val="TableNormal"/>
     <w:uiPriority w:val="71"/>
@@ -12692,7 +12963,7 @@
       </w:rPr>
     </w:tblStylePr>
   </w:style>
-  <w:style w:type="table" w:styleId="ColorfulList">
+  <w:style w:type="table" w:styleId="ColourfulList">
     <w:name w:val="Colorful List"/>
     <w:basedOn w:val="TableNormal"/>
     <w:uiPriority w:val="72"/>
@@ -12771,7 +13042,7 @@
       </w:tcPr>
     </w:tblStylePr>
   </w:style>
-  <w:style w:type="table" w:styleId="ColorfulList-Accent1">
+  <w:style w:type="table" w:styleId="ColourfulListAccent1">
     <w:name w:val="Colorful List Accent 1"/>
     <w:basedOn w:val="TableNormal"/>
     <w:uiPriority w:val="72"/>
@@ -12850,7 +13121,7 @@
       </w:tcPr>
     </w:tblStylePr>
   </w:style>
-  <w:style w:type="table" w:styleId="ColorfulList-Accent2">
+  <w:style w:type="table" w:styleId="ColourfulListAccent2">
     <w:name w:val="Colorful List Accent 2"/>
     <w:basedOn w:val="TableNormal"/>
     <w:uiPriority w:val="72"/>
@@ -12929,7 +13200,7 @@
       </w:tcPr>
     </w:tblStylePr>
   </w:style>
-  <w:style w:type="table" w:styleId="ColorfulList-Accent3">
+  <w:style w:type="table" w:styleId="ColourfulListAccent3">
     <w:name w:val="Colorful List Accent 3"/>
     <w:basedOn w:val="TableNormal"/>
     <w:uiPriority w:val="72"/>
@@ -13008,7 +13279,7 @@
       </w:tcPr>
     </w:tblStylePr>
   </w:style>
-  <w:style w:type="table" w:styleId="ColorfulList-Accent4">
+  <w:style w:type="table" w:styleId="ColourfulListAccent4">
     <w:name w:val="Colorful List Accent 4"/>
     <w:basedOn w:val="TableNormal"/>
     <w:uiPriority w:val="72"/>
@@ -13087,7 +13358,7 @@
       </w:tcPr>
     </w:tblStylePr>
   </w:style>
-  <w:style w:type="table" w:styleId="ColorfulList-Accent5">
+  <w:style w:type="table" w:styleId="ColourfulListAccent5">
     <w:name w:val="Colorful List Accent 5"/>
     <w:basedOn w:val="TableNormal"/>
     <w:uiPriority w:val="72"/>
@@ -13166,7 +13437,7 @@
       </w:tcPr>
     </w:tblStylePr>
   </w:style>
-  <w:style w:type="table" w:styleId="ColorfulList-Accent6">
+  <w:style w:type="table" w:styleId="ColourfulListAccent6">
     <w:name w:val="Colorful List Accent 6"/>
     <w:basedOn w:val="TableNormal"/>
     <w:uiPriority w:val="72"/>
@@ -13245,7 +13516,7 @@
       </w:tcPr>
     </w:tblStylePr>
   </w:style>
-  <w:style w:type="table" w:styleId="ColorfulGrid">
+  <w:style w:type="table" w:styleId="ColourfulGrid">
     <w:name w:val="Colorful Grid"/>
     <w:basedOn w:val="TableNormal"/>
     <w:uiPriority w:val="73"/>
@@ -13318,7 +13589,7 @@
       </w:tcPr>
     </w:tblStylePr>
   </w:style>
-  <w:style w:type="table" w:styleId="ColorfulGrid-Accent1">
+  <w:style w:type="table" w:styleId="ColourfulGridAccent1">
     <w:name w:val="Colorful Grid Accent 1"/>
     <w:basedOn w:val="TableNormal"/>
     <w:uiPriority w:val="73"/>
@@ -13391,7 +13662,7 @@
       </w:tcPr>
     </w:tblStylePr>
   </w:style>
-  <w:style w:type="table" w:styleId="ColorfulGrid-Accent2">
+  <w:style w:type="table" w:styleId="ColourfulGridAccent2">
     <w:name w:val="Colorful Grid Accent 2"/>
     <w:basedOn w:val="TableNormal"/>
     <w:uiPriority w:val="73"/>
@@ -13464,7 +13735,7 @@
       </w:tcPr>
     </w:tblStylePr>
   </w:style>
-  <w:style w:type="table" w:styleId="ColorfulGrid-Accent3">
+  <w:style w:type="table" w:styleId="ColourfulGridAccent3">
     <w:name w:val="Colorful Grid Accent 3"/>
     <w:basedOn w:val="TableNormal"/>
     <w:uiPriority w:val="73"/>
@@ -13537,7 +13808,7 @@
       </w:tcPr>
     </w:tblStylePr>
   </w:style>
-  <w:style w:type="table" w:styleId="ColorfulGrid-Accent4">
+  <w:style w:type="table" w:styleId="ColourfulGridAccent4">
     <w:name w:val="Colorful Grid Accent 4"/>
     <w:basedOn w:val="TableNormal"/>
     <w:uiPriority w:val="73"/>
@@ -13610,7 +13881,7 @@
       </w:tcPr>
     </w:tblStylePr>
   </w:style>
-  <w:style w:type="table" w:styleId="ColorfulGrid-Accent5">
+  <w:style w:type="table" w:styleId="ColourfulGridAccent5">
     <w:name w:val="Colorful Grid Accent 5"/>
     <w:basedOn w:val="TableNormal"/>
     <w:uiPriority w:val="73"/>
@@ -13683,7 +13954,7 @@
       </w:tcPr>
     </w:tblStylePr>
   </w:style>
-  <w:style w:type="table" w:styleId="ColorfulGrid-Accent6">
+  <w:style w:type="table" w:styleId="ColourfulGridAccent6">
     <w:name w:val="Colorful Grid Accent 6"/>
     <w:basedOn w:val="TableNormal"/>
     <w:uiPriority w:val="73"/>
